--- a/manuals/user_manual.docx
+++ b/manuals/user_manual.docx
@@ -2410,6 +2410,792 @@
         <w:t>J: Slip gaji dan payroll run memang dirancang untuk TIDAK BISA dihapus sama sekali, di status apa pun. Ini untuk menjaga jejak audit tetap lengkap. Koreksi kesalahan dilakukan dengan penyesuaian di periode berjalan/berikutnya (misalnya komponen gaji sementara sebagai koreksi), bukan dengan menghapus riwayat yang sudah ada.</w:t>
       </w:r>
     </w:p>
+    <w:p/>
+    <w:p>
+      <w:pPr>
+        <w:pStyle w:val="Heading1"/>
+      </w:pPr>
+      <w:r>
+        <w:t>9. Beranda (Dashboard)</w:t>
+      </w:r>
+    </w:p>
+    <w:p>
+      <w:pPr/>
+      <w:r>
+        <w:rPr>
+          <w:b/>
+        </w:rPr>
+        <w:t xml:space="preserve">Tujuan: </w:t>
+      </w:r>
+      <w:r>
+        <w:t>Melihat ringkasan cepat kondisi perusahaan saat login — tanpa perlu membuka satu per satu menu Pengajuan Cuti, Surat, atau Kasbon hanya untuk mengecek apakah ada yang menunggu persetujuan.</w:t>
+      </w:r>
+    </w:p>
+    <w:p>
+      <w:pPr/>
+      <w:r>
+        <w:rPr>
+          <w:b/>
+        </w:rPr>
+        <w:t xml:space="preserve">Langkah: </w:t>
+      </w:r>
+      <w:r>
+        <w:t>Halaman Beranda tampil otomatis begitu Anda login — tidak ada langkah tambahan. Klik salah satu kartu angka (misalnya “Pengajuan Cuti Menunggu”) untuk langsung dibawa ke daftar lengkapnya.</w:t>
+      </w:r>
+    </w:p>
+    <w:tbl>
+      <w:tblPr>
+        <w:tblW w:type="auto" w:w="0"/>
+        <w:tblLook w:firstColumn="1" w:firstRow="1" w:lastColumn="0" w:lastRow="0" w:noHBand="0" w:noVBand="1" w:val="04A0"/>
+      </w:tblPr>
+      <w:tblGrid>
+        <w:gridCol w:w="8640"/>
+      </w:tblGrid>
+      <w:tr>
+        <w:tc>
+          <w:tcPr>
+            <w:tcW w:type="dxa" w:w="8640"/>
+            <w:shd w:val="clear" w:color="auto" w:fill="F2F2F2"/>
+          </w:tcPr>
+          <w:p>
+            <w:r>
+              <w:rPr>
+                <w:i/>
+              </w:rPr>
+              <w:t>[Screenshot: halaman Beranda dengan kartu ringkasan dan tabel payroll run terbaru]</w:t>
+            </w:r>
+          </w:p>
+        </w:tc>
+      </w:tr>
+    </w:tbl>
+    <w:p/>
+    <w:p>
+      <w:pPr/>
+      <w:r>
+        <w:rPr>
+          <w:b/>
+        </w:rPr>
+        <w:t xml:space="preserve">Yang ditampilkan: </w:t>
+      </w:r>
+      <w:r>
+        <w:t>Empat kartu jumlah (pengajuan cuti, surat izin, surat lembur, dan kasbon yang masih menunggu persetujuan), tabel lima payroll run terbaru beserta statusnya, dan ringkasan periode gaji (tanggal cutoff absensi serta tanggal pencairan gaji yang berlaku saat ini).</w:t>
+      </w:r>
+    </w:p>
+    <w:tbl>
+      <w:tblPr>
+        <w:tblW w:type="auto" w:w="0"/>
+        <w:tblLook w:firstColumn="1" w:firstRow="1" w:lastColumn="0" w:lastRow="0" w:noHBand="0" w:noVBand="1" w:val="04A0"/>
+      </w:tblPr>
+      <w:tblGrid>
+        <w:gridCol w:w="8640"/>
+      </w:tblGrid>
+      <w:tr>
+        <w:tc>
+          <w:tcPr>
+            <w:tcW w:type="dxa" w:w="8640"/>
+            <w:shd w:val="clear" w:color="auto" w:fill="EAF1FB"/>
+          </w:tcPr>
+          <w:p>
+            <w:r>
+              <w:rPr>
+                <w:b/>
+              </w:rPr>
+              <w:t>Catatan/Batasan</w:t>
+            </w:r>
+          </w:p>
+          <w:p>
+            <w:r>
+              <w:t>• Semua angka di halaman ini diambil langsung dari data yang sama seperti di menu masing-masing — bukan hitungan terpisah, jadi selalu konsisten dengan yang Anda lihat kalau membuka menunya langsung.</w:t>
+            </w:r>
+          </w:p>
+          <w:p>
+            <w:r>
+              <w:t>• Kartu periode gaji akan menampilkan pesan “belum dikonfigurasi” kalau admin belum pernah mengatur tanggal cutoff/pencairan sama sekali (lihat menu Pengaturan → Periode Gaji).</w:t>
+            </w:r>
+          </w:p>
+        </w:tc>
+      </w:tr>
+    </w:tbl>
+    <w:p/>
+    <w:p>
+      <w:pPr>
+        <w:pStyle w:val="Heading1"/>
+      </w:pPr>
+      <w:r>
+        <w:t>10. Kelola Data Karyawan</w:t>
+      </w:r>
+    </w:p>
+    <w:p>
+      <w:pPr>
+        <w:pStyle w:val="Heading2"/>
+      </w:pPr>
+      <w:r>
+        <w:t>10.1 Melihat &amp; Mencari Karyawan</w:t>
+      </w:r>
+    </w:p>
+    <w:p>
+      <w:pPr/>
+      <w:r>
+        <w:rPr>
+          <w:b/>
+        </w:rPr>
+        <w:t xml:space="preserve">Tujuan: </w:t>
+      </w:r>
+      <w:r>
+        <w:t>Melihat daftar seluruh karyawan, dan menyaring (filter) untuk menemukan karyawan tertentu dengan cepat.</w:t>
+      </w:r>
+    </w:p>
+    <w:p>
+      <w:pPr>
+        <w:pStyle w:val="ListNumber"/>
+      </w:pPr>
+      <w:r>
+        <w:t>Buka menu Karyawan → Karyawan.</w:t>
+      </w:r>
+    </w:p>
+    <w:p>
+      <w:pPr>
+        <w:pStyle w:val="ListNumber"/>
+      </w:pPr>
+      <w:r>
+        <w:t>Gunakan filter Status, Jenis Karyawan, Posisi, dan/atau Departemen untuk mempersempit daftar sesuai kebutuhan.</w:t>
+      </w:r>
+    </w:p>
+    <w:p>
+      <w:pPr>
+        <w:pStyle w:val="ListNumber"/>
+      </w:pPr>
+      <w:r>
+        <w:t>Klik nama karyawan pada daftar untuk membuka halaman detailnya.</w:t>
+      </w:r>
+    </w:p>
+    <w:tbl>
+      <w:tblPr>
+        <w:tblW w:type="auto" w:w="0"/>
+        <w:tblLook w:firstColumn="1" w:firstRow="1" w:lastColumn="0" w:lastRow="0" w:noHBand="0" w:noVBand="1" w:val="04A0"/>
+      </w:tblPr>
+      <w:tblGrid>
+        <w:gridCol w:w="8640"/>
+      </w:tblGrid>
+      <w:tr>
+        <w:tc>
+          <w:tcPr>
+            <w:tcW w:type="dxa" w:w="8640"/>
+            <w:shd w:val="clear" w:color="auto" w:fill="F2F2F2"/>
+          </w:tcPr>
+          <w:p>
+            <w:r>
+              <w:rPr>
+                <w:i/>
+              </w:rPr>
+              <w:t>[Screenshot: halaman daftar karyawan dengan filter status/departemen/divisi]</w:t>
+            </w:r>
+          </w:p>
+        </w:tc>
+      </w:tr>
+    </w:tbl>
+    <w:p/>
+    <w:p>
+      <w:pPr/>
+      <w:r>
+        <w:rPr>
+          <w:b/>
+        </w:rPr>
+        <w:t xml:space="preserve">Hasil yang Diharapkan: </w:t>
+      </w:r>
+      <w:r>
+        <w:t>Daftar karyawan yang cocok dengan filter yang dipilih, lengkap dengan NIK, jenis karyawan, posisi, departemen, divisi, dan status aktif/nonaktifnya.</w:t>
+      </w:r>
+    </w:p>
+    <w:p>
+      <w:pPr>
+        <w:pStyle w:val="Heading2"/>
+      </w:pPr>
+      <w:r>
+        <w:t>10.2 Menambah Karyawan Baru</w:t>
+      </w:r>
+    </w:p>
+    <w:p>
+      <w:pPr/>
+      <w:r>
+        <w:rPr>
+          <w:b/>
+        </w:rPr>
+        <w:t xml:space="preserve">Tujuan: </w:t>
+      </w:r>
+      <w:r>
+        <w:t>Mendaftarkan satu karyawan baru ke dalam sistem.</w:t>
+      </w:r>
+    </w:p>
+    <w:p>
+      <w:pPr>
+        <w:pStyle w:val="ListNumber"/>
+      </w:pPr>
+      <w:r>
+        <w:t>Buka menu Karyawan → Karyawan → Tambah Karyawan.</w:t>
+      </w:r>
+    </w:p>
+    <w:p>
+      <w:pPr>
+        <w:pStyle w:val="ListNumber"/>
+      </w:pPr>
+      <w:r>
+        <w:t>Isi data pribadi (nama, NIK 16 digit, NPWP jika ada), status kepegawaian, status pernikahan, jenis kelamin, dan jumlah tanggungan.</w:t>
+      </w:r>
+    </w:p>
+    <w:p>
+      <w:pPr>
+        <w:pStyle w:val="ListNumber"/>
+      </w:pPr>
+      <w:r>
+        <w:t>Isi jenis karyawan, posisi, departemen, dan divisi (semua wajib dipilih dari daftar yang sudah terdaftar di menu Organisasi).</w:t>
+      </w:r>
+    </w:p>
+    <w:p>
+      <w:pPr>
+        <w:pStyle w:val="ListNumber"/>
+      </w:pPr>
+      <w:r>
+        <w:t>Isi data bank (nama bank, nomor rekening, nama pemilik rekening) dan tanggal mulai bekerja.</w:t>
+      </w:r>
+    </w:p>
+    <w:p>
+      <w:pPr>
+        <w:pStyle w:val="ListNumber"/>
+      </w:pPr>
+      <w:r>
+        <w:t>Klik Simpan.</w:t>
+      </w:r>
+    </w:p>
+    <w:tbl>
+      <w:tblPr>
+        <w:tblW w:type="auto" w:w="0"/>
+        <w:tblLook w:firstColumn="1" w:firstRow="1" w:lastColumn="0" w:lastRow="0" w:noHBand="0" w:noVBand="1" w:val="04A0"/>
+      </w:tblPr>
+      <w:tblGrid>
+        <w:gridCol w:w="8640"/>
+      </w:tblGrid>
+      <w:tr>
+        <w:tc>
+          <w:tcPr>
+            <w:tcW w:type="dxa" w:w="8640"/>
+            <w:shd w:val="clear" w:color="auto" w:fill="F2F2F2"/>
+          </w:tcPr>
+          <w:p>
+            <w:r>
+              <w:rPr>
+                <w:i/>
+              </w:rPr>
+              <w:t>[Screenshot: halaman form tambah karyawan baru]</w:t>
+            </w:r>
+          </w:p>
+        </w:tc>
+      </w:tr>
+    </w:tbl>
+    <w:p/>
+    <w:p>
+      <w:pPr/>
+      <w:r>
+        <w:rPr>
+          <w:b/>
+        </w:rPr>
+        <w:t xml:space="preserve">Hasil yang Diharapkan: </w:t>
+      </w:r>
+      <w:r>
+        <w:t>Karyawan baru muncul di daftar. Status PTKP (dasar potongan pajak) dihitung OTOMATIS oleh sistem berdasarkan status pernikahan, jenis kelamin, dan jumlah tanggungan yang diisi — Anda tidak perlu (dan tidak boleh) menghitungnya sendiri.</w:t>
+      </w:r>
+    </w:p>
+    <w:tbl>
+      <w:tblPr>
+        <w:tblW w:type="auto" w:w="0"/>
+        <w:tblLook w:firstColumn="1" w:firstRow="1" w:lastColumn="0" w:lastRow="0" w:noHBand="0" w:noVBand="1" w:val="04A0"/>
+      </w:tblPr>
+      <w:tblGrid>
+        <w:gridCol w:w="8640"/>
+      </w:tblGrid>
+      <w:tr>
+        <w:tc>
+          <w:tcPr>
+            <w:tcW w:type="dxa" w:w="8640"/>
+            <w:shd w:val="clear" w:color="auto" w:fill="EAF1FB"/>
+          </w:tcPr>
+          <w:p>
+            <w:r>
+              <w:rPr>
+                <w:b/>
+              </w:rPr>
+              <w:t>Catatan/Batasan</w:t>
+            </w:r>
+          </w:p>
+          <w:p>
+            <w:r>
+              <w:t>• Ada opsi “Timpa Manual Status PTKP” untuk kasus khusus di mana status PTKP resmi karyawan tidak sesuai hasil hitung otomatis (misalnya ada surat keterangan khusus dari kantor pajak). Gunakan opsi ini HANYA jika ada dokumen pendukungnya — begitu diaktifkan, status PTKP tidak akan dihitung ulang otomatis lagi meski data lain berubah.</w:t>
+            </w:r>
+          </w:p>
+          <w:p>
+            <w:r>
+              <w:t>• Gaji pokok BUKAN bagian dari form ini — gaji pokok diatur lewat menu Master Gaji, terpisah dari data pribadi karyawan (lihat 10.4).</w:t>
+            </w:r>
+          </w:p>
+        </w:tc>
+      </w:tr>
+    </w:tbl>
+    <w:p/>
+    <w:p>
+      <w:pPr>
+        <w:pStyle w:val="Heading2"/>
+      </w:pPr>
+      <w:r>
+        <w:t>10.3 Mengubah Data Karyawan</w:t>
+      </w:r>
+    </w:p>
+    <w:p>
+      <w:pPr/>
+      <w:r>
+        <w:rPr>
+          <w:b/>
+        </w:rPr>
+        <w:t xml:space="preserve">Tujuan: </w:t>
+      </w:r>
+      <w:r>
+        <w:t>Memperbarui data karyawan yang sudah ada (pindah departemen, ganti nomor rekening, status resign, dan sebagainya).</w:t>
+      </w:r>
+    </w:p>
+    <w:p>
+      <w:pPr>
+        <w:pStyle w:val="ListNumber"/>
+      </w:pPr>
+      <w:r>
+        <w:t>Buka detail karyawan yang ingin diubah (menu Karyawan → klik nama).</w:t>
+      </w:r>
+    </w:p>
+    <w:p>
+      <w:pPr>
+        <w:pStyle w:val="ListNumber"/>
+      </w:pPr>
+      <w:r>
+        <w:t>Klik Ubah, perbarui data yang perlu, lalu klik Simpan.</w:t>
+      </w:r>
+    </w:p>
+    <w:tbl>
+      <w:tblPr>
+        <w:tblW w:type="auto" w:w="0"/>
+        <w:tblLook w:firstColumn="1" w:firstRow="1" w:lastColumn="0" w:lastRow="0" w:noHBand="0" w:noVBand="1" w:val="04A0"/>
+      </w:tblPr>
+      <w:tblGrid>
+        <w:gridCol w:w="8640"/>
+      </w:tblGrid>
+      <w:tr>
+        <w:tc>
+          <w:tcPr>
+            <w:tcW w:type="dxa" w:w="8640"/>
+            <w:shd w:val="clear" w:color="auto" w:fill="EAF1FB"/>
+          </w:tcPr>
+          <w:p>
+            <w:r>
+              <w:rPr>
+                <w:b/>
+              </w:rPr>
+              <w:t>Catatan/Batasan</w:t>
+            </w:r>
+          </w:p>
+          <w:p>
+            <w:r>
+              <w:t>• Tidak ada tombol Hapus karyawan — ini disengaja, agar riwayat payroll/absensi karyawan tersebut tetap utuh. Karyawan yang sudah keluar cukup diubah statusnya menjadi Nonaktif lewat form Ubah, bukan dihapus.</w:t>
+            </w:r>
+          </w:p>
+        </w:tc>
+      </w:tr>
+    </w:tbl>
+    <w:p/>
+    <w:p>
+      <w:pPr>
+        <w:pStyle w:val="Heading2"/>
+      </w:pPr>
+      <w:r>
+        <w:t>10.4 Impor Data Karyawan Massal</w:t>
+      </w:r>
+    </w:p>
+    <w:p>
+      <w:pPr/>
+      <w:r>
+        <w:rPr>
+          <w:b/>
+        </w:rPr>
+        <w:t xml:space="preserve">Tujuan: </w:t>
+      </w:r>
+      <w:r>
+        <w:t>Mendaftarkan banyak karyawan sekaligus dari satu file (misalnya saat migrasi data dari sistem lama).</w:t>
+      </w:r>
+    </w:p>
+    <w:p>
+      <w:pPr>
+        <w:pStyle w:val="ListNumber"/>
+      </w:pPr>
+      <w:r>
+        <w:t>Buka menu Karyawan → Impor.</w:t>
+      </w:r>
+    </w:p>
+    <w:p>
+      <w:pPr>
+        <w:pStyle w:val="ListNumber"/>
+      </w:pPr>
+      <w:r>
+        <w:t>Siapkan file sesuai format kolom yang diminta sistem.</w:t>
+      </w:r>
+    </w:p>
+    <w:p>
+      <w:pPr>
+        <w:pStyle w:val="ListNumber"/>
+      </w:pPr>
+      <w:r>
+        <w:t>Unggah file, lalu klik Proses Impor.</w:t>
+      </w:r>
+    </w:p>
+    <w:p>
+      <w:pPr>
+        <w:pStyle w:val="ListNumber"/>
+      </w:pPr>
+      <w:r>
+        <w:t>Tinjau ringkasan hasil: jumlah baris berhasil dan daftar baris gagal beserta alasannya.</w:t>
+      </w:r>
+    </w:p>
+    <w:tbl>
+      <w:tblPr>
+        <w:tblW w:type="auto" w:w="0"/>
+        <w:tblLook w:firstColumn="1" w:firstRow="1" w:lastColumn="0" w:lastRow="0" w:noHBand="0" w:noVBand="1" w:val="04A0"/>
+      </w:tblPr>
+      <w:tblGrid>
+        <w:gridCol w:w="8640"/>
+      </w:tblGrid>
+      <w:tr>
+        <w:tc>
+          <w:tcPr>
+            <w:tcW w:type="dxa" w:w="8640"/>
+            <w:shd w:val="clear" w:color="auto" w:fill="F2F2F2"/>
+          </w:tcPr>
+          <w:p>
+            <w:r>
+              <w:rPr>
+                <w:i/>
+              </w:rPr>
+              <w:t>[Screenshot: halaman impor karyawan dengan ringkasan hasil per baris]</w:t>
+            </w:r>
+          </w:p>
+        </w:tc>
+      </w:tr>
+    </w:tbl>
+    <w:p/>
+    <w:p>
+      <w:pPr/>
+      <w:r>
+        <w:rPr>
+          <w:b/>
+        </w:rPr>
+        <w:t xml:space="preserve">Hasil yang Diharapkan: </w:t>
+      </w:r>
+      <w:r>
+        <w:t>Karyawan pada baris yang valid langsung terdaftar. Baris yang gagal (misalnya NIK ganda, atau departemen yang disebut belum terdaftar) dilaporkan satu per satu, tidak disembunyikan di balik satu pesan gagal umum.</w:t>
+      </w:r>
+    </w:p>
+    <w:p>
+      <w:pPr>
+        <w:pStyle w:val="Heading1"/>
+      </w:pPr>
+      <w:r>
+        <w:t>11. Kelola Cuti</w:t>
+      </w:r>
+    </w:p>
+    <w:p>
+      <w:pPr>
+        <w:pStyle w:val="Heading2"/>
+      </w:pPr>
+      <w:r>
+        <w:t>11.1 Melihat &amp; Menyesuaikan Saldo Cuti</w:t>
+      </w:r>
+    </w:p>
+    <w:p>
+      <w:pPr/>
+      <w:r>
+        <w:rPr>
+          <w:b/>
+        </w:rPr>
+        <w:t xml:space="preserve">Tujuan: </w:t>
+      </w:r>
+      <w:r>
+        <w:t>Meninjau sisa saldo cuti tiap karyawan per tahun, dan menyesuaikan kuota secara manual bila diperlukan (misalnya kebijakan cuti tambahan khusus).</w:t>
+      </w:r>
+    </w:p>
+    <w:p>
+      <w:pPr>
+        <w:pStyle w:val="ListNumber"/>
+      </w:pPr>
+      <w:r>
+        <w:t>Buka menu Cuti → Saldo Cuti.</w:t>
+      </w:r>
+    </w:p>
+    <w:p>
+      <w:pPr>
+        <w:pStyle w:val="ListNumber"/>
+      </w:pPr>
+      <w:r>
+        <w:t>Gunakan filter karyawan dan/atau tahun untuk mempersempit tampilan.</w:t>
+      </w:r>
+    </w:p>
+    <w:p>
+      <w:pPr>
+        <w:pStyle w:val="ListNumber"/>
+      </w:pPr>
+      <w:r>
+        <w:t>Untuk membuatkan saldo awal satu karyawan (kalau belum ada), klik Resolve Satu Karyawan, pilih karyawan/jenis cuti/tahun, lalu Simpan.</w:t>
+      </w:r>
+    </w:p>
+    <w:p>
+      <w:pPr>
+        <w:pStyle w:val="ListNumber"/>
+      </w:pPr>
+      <w:r>
+        <w:t>Untuk membuatkan saldo awal seluruh karyawan aktif sekaligus (biasanya dilakukan sekali di awal tahun), klik Resolve Massal (Awal Tahun).</w:t>
+      </w:r>
+    </w:p>
+    <w:p>
+      <w:pPr>
+        <w:pStyle w:val="ListNumber"/>
+      </w:pPr>
+      <w:r>
+        <w:t>Untuk mengubah kuota satu baris, klik Ubah Kuota pada baris terkait, isi kuota baru, lalu Simpan.</w:t>
+      </w:r>
+    </w:p>
+    <w:tbl>
+      <w:tblPr>
+        <w:tblW w:type="auto" w:w="0"/>
+        <w:tblLook w:firstColumn="1" w:firstRow="1" w:lastColumn="0" w:lastRow="0" w:noHBand="0" w:noVBand="1" w:val="04A0"/>
+      </w:tblPr>
+      <w:tblGrid>
+        <w:gridCol w:w="8640"/>
+      </w:tblGrid>
+      <w:tr>
+        <w:tc>
+          <w:tcPr>
+            <w:tcW w:type="dxa" w:w="8640"/>
+            <w:shd w:val="clear" w:color="auto" w:fill="F2F2F2"/>
+          </w:tcPr>
+          <w:p>
+            <w:r>
+              <w:rPr>
+                <w:i/>
+              </w:rPr>
+              <w:t>[Screenshot: halaman saldo cuti dengan kolom kuota, terpakai, dan progres]</w:t>
+            </w:r>
+          </w:p>
+        </w:tc>
+      </w:tr>
+    </w:tbl>
+    <w:p/>
+    <w:p>
+      <w:pPr/>
+      <w:r>
+        <w:rPr>
+          <w:b/>
+        </w:rPr>
+        <w:t xml:space="preserve">Hasil yang Diharapkan: </w:t>
+      </w:r>
+      <w:r>
+        <w:t>Kolom Kuota berubah sesuai input. Kolom Terpakai TIDAK bisa diubah manual di sini — angka itu hanya bergerak lewat proses persetujuan pengajuan cuti (lihat 11.2).</w:t>
+      </w:r>
+    </w:p>
+    <w:tbl>
+      <w:tblPr>
+        <w:tblW w:type="auto" w:w="0"/>
+        <w:tblLook w:firstColumn="1" w:firstRow="1" w:lastColumn="0" w:lastRow="0" w:noHBand="0" w:noVBand="1" w:val="04A0"/>
+      </w:tblPr>
+      <w:tblGrid>
+        <w:gridCol w:w="8640"/>
+      </w:tblGrid>
+      <w:tr>
+        <w:tc>
+          <w:tcPr>
+            <w:tcW w:type="dxa" w:w="8640"/>
+            <w:shd w:val="clear" w:color="auto" w:fill="EAF1FB"/>
+          </w:tcPr>
+          <w:p>
+            <w:r>
+              <w:rPr>
+                <w:b/>
+              </w:rPr>
+              <w:t>Catatan/Batasan</w:t>
+            </w:r>
+          </w:p>
+          <w:p>
+            <w:r>
+              <w:t>• Form Ubah Kuota memang HANYA punya kolom Kuota — ini disengaja, bukan keterbatasan tampilan. Sisa cuti terpakai adalah hasil proses persetujuan, bukan angka yang bisa ditimpa manual.</w:t>
+            </w:r>
+          </w:p>
+        </w:tc>
+      </w:tr>
+    </w:tbl>
+    <w:p/>
+    <w:p>
+      <w:pPr>
+        <w:pStyle w:val="Heading2"/>
+      </w:pPr>
+      <w:r>
+        <w:t>11.2 Mengajukan &amp; Menyetujui Cuti</w:t>
+      </w:r>
+    </w:p>
+    <w:p>
+      <w:pPr/>
+      <w:r>
+        <w:rPr>
+          <w:b/>
+        </w:rPr>
+        <w:t xml:space="preserve">Tujuan: </w:t>
+      </w:r>
+      <w:r>
+        <w:t>Mengajukan cuti karyawan dan memprosesnya (setujui/tolak).</w:t>
+      </w:r>
+    </w:p>
+    <w:p>
+      <w:pPr/>
+      <w:r>
+        <w:rPr>
+          <w:b/>
+        </w:rPr>
+        <w:t>Langkah — Mengajukan:</w:t>
+      </w:r>
+      <w:r/>
+    </w:p>
+    <w:p>
+      <w:pPr>
+        <w:pStyle w:val="ListNumber"/>
+      </w:pPr>
+      <w:r>
+        <w:t>Buka menu Cuti → Pengajuan Cuti → Ajukan Cuti.</w:t>
+      </w:r>
+    </w:p>
+    <w:p>
+      <w:pPr>
+        <w:pStyle w:val="ListNumber"/>
+      </w:pPr>
+      <w:r>
+        <w:t>Pilih karyawan, jenis cuti, tanggal mulai, dan tanggal selesai.</w:t>
+      </w:r>
+    </w:p>
+    <w:p>
+      <w:pPr>
+        <w:pStyle w:val="ListNumber"/>
+      </w:pPr>
+      <w:r>
+        <w:t>Klik Ajukan.</w:t>
+      </w:r>
+    </w:p>
+    <w:p>
+      <w:pPr/>
+      <w:r>
+        <w:rPr>
+          <w:b/>
+        </w:rPr>
+        <w:t>Langkah — Menyetujui:</w:t>
+      </w:r>
+      <w:r/>
+    </w:p>
+    <w:p>
+      <w:pPr>
+        <w:pStyle w:val="ListNumber"/>
+      </w:pPr>
+      <w:r>
+        <w:t>Buka pengajuan cuti yang berstatus Menunggu Persetujuan.</w:t>
+      </w:r>
+    </w:p>
+    <w:p>
+      <w:pPr>
+        <w:pStyle w:val="ListNumber"/>
+      </w:pPr>
+      <w:r>
+        <w:t>Tinjau tanggal dan jenis cuti yang diajukan.</w:t>
+      </w:r>
+    </w:p>
+    <w:p>
+      <w:pPr>
+        <w:pStyle w:val="ListNumber"/>
+      </w:pPr>
+      <w:r>
+        <w:t>Klik Setujui atau Tolak.</w:t>
+      </w:r>
+    </w:p>
+    <w:tbl>
+      <w:tblPr>
+        <w:tblW w:type="auto" w:w="0"/>
+        <w:tblLook w:firstColumn="1" w:firstRow="1" w:lastColumn="0" w:lastRow="0" w:noHBand="0" w:noVBand="1" w:val="04A0"/>
+      </w:tblPr>
+      <w:tblGrid>
+        <w:gridCol w:w="8640"/>
+      </w:tblGrid>
+      <w:tr>
+        <w:tc>
+          <w:tcPr>
+            <w:tcW w:type="dxa" w:w="8640"/>
+            <w:shd w:val="clear" w:color="auto" w:fill="F2F2F2"/>
+          </w:tcPr>
+          <w:p>
+            <w:r>
+              <w:rPr>
+                <w:i/>
+              </w:rPr>
+              <w:t>[Screenshot: halaman detail pengajuan cuti dengan tombol Setujui/Tolak]</w:t>
+            </w:r>
+          </w:p>
+        </w:tc>
+      </w:tr>
+    </w:tbl>
+    <w:p/>
+    <w:p>
+      <w:pPr/>
+      <w:r>
+        <w:rPr>
+          <w:b/>
+        </w:rPr>
+        <w:t xml:space="preserve">Hasil yang Diharapkan: </w:t>
+      </w:r>
+      <w:r>
+        <w:t>Status berubah menjadi Disetujui atau Ditolak. Jumlah hari cuti dihitung sistem saat disetujui, dan otomatis mengurangi saldo cuti karyawan tersebut (lihat 11.1) — kalau pengajuan melebihi sisa saldo, sistem akan menolak persetujuan dan menampilkan sisa saldo yang sebenarnya.</w:t>
+      </w:r>
+    </w:p>
+    <w:tbl>
+      <w:tblPr>
+        <w:tblW w:type="auto" w:w="0"/>
+        <w:tblLook w:firstColumn="1" w:firstRow="1" w:lastColumn="0" w:lastRow="0" w:noHBand="0" w:noVBand="1" w:val="04A0"/>
+      </w:tblPr>
+      <w:tblGrid>
+        <w:gridCol w:w="8640"/>
+      </w:tblGrid>
+      <w:tr>
+        <w:tc>
+          <w:tcPr>
+            <w:tcW w:type="dxa" w:w="8640"/>
+            <w:shd w:val="clear" w:color="auto" w:fill="EAF1FB"/>
+          </w:tcPr>
+          <w:p>
+            <w:r>
+              <w:rPr>
+                <w:b/>
+              </w:rPr>
+              <w:t>Catatan/Batasan</w:t>
+            </w:r>
+          </w:p>
+          <w:p>
+            <w:r>
+              <w:t>• Pengajuan yang sudah Disetujui atau Ditolak tidak bisa diubah atau dihapus lagi — buat pengajuan baru untuk koreksi.</w:t>
+            </w:r>
+          </w:p>
+          <w:p>
+            <w:r>
+              <w:t>• Cuti yang disetujui otomatis ikut diperhitungkan saat rekonsiliasi absensi pada tanggal terkait (lihat bagian 1.3).</w:t>
+            </w:r>
+          </w:p>
+        </w:tc>
+      </w:tr>
+    </w:tbl>
     <w:p/>
     <w:sectPr>
       <w:pgSz w:w="12240" w:h="15840"/>

--- a/manuals/user_manual.docx
+++ b/manuals/user_manual.docx
@@ -3197,6 +3197,1078 @@
       </w:tr>
     </w:tbl>
     <w:p/>
+    <w:bookmarkStart w:id="11" w:name="Xac210bcd4635e580e0b9680e43f256e464f85fd"/>
+    <w:p>
+      <w:pPr>
+        <w:pStyle w:val="Heading1"/>
+      </w:pPr>
+      <w:r>
+        <w:t xml:space="preserve">12. Pembaruan Fitur — Alasan Wajib &amp; Riwayat Perubahan</w:t>
+      </w:r>
+    </w:p>
+    <w:p>
+      <w:pPr>
+        <w:pStyle w:val="FirstParagraph"/>
+      </w:pPr>
+      <w:r>
+        <w:t xml:space="preserve">Bagian ini mencatat field dan perilaku baru yang ditambahkan setelah audit</w:t>
+      </w:r>
+      <w:r>
+        <w:t xml:space="preserve"> </w:t>
+      </w:r>
+      <w:r>
+        <w:t xml:space="preserve">keamanan dan audit jejak (audit trail). Untuk detail teknis (keamanan,</w:t>
+      </w:r>
+      <w:r>
+        <w:t xml:space="preserve"> </w:t>
+      </w:r>
+      <w:r>
+        <w:t xml:space="preserve">E2E, struktur tabel</w:t>
+      </w:r>
+      <w:r>
+        <w:t xml:space="preserve"> </w:t>
+      </w:r>
+      <w:r>
+        <w:rPr>
+          <w:rStyle w:val="VerbatimChar"/>
+        </w:rPr>
+        <w:t xml:space="preserve">audit_events</w:t>
+      </w:r>
+      <w:r>
+        <w:t xml:space="preserve">), lihat</w:t>
+      </w:r>
+      <w:r>
+        <w:t xml:space="preserve"> </w:t>
+      </w:r>
+      <w:r>
+        <w:rPr>
+          <w:rStyle w:val="VerbatimChar"/>
+        </w:rPr>
+        <w:t xml:space="preserve">tech_manual.docx</w:t>
+      </w:r>
+      <w:r>
+        <w:t xml:space="preserve">.</w:t>
+      </w:r>
+    </w:p>
+    <w:bookmarkStart w:id="9" w:name="field-alasan-yang-kini-wajib-diisi"/>
+    <w:p>
+      <w:pPr>
+        <w:pStyle w:val="Heading2"/>
+      </w:pPr>
+      <w:r>
+        <w:t xml:space="preserve">12.1 Field</w:t>
+      </w:r>
+      <w:r>
+        <w:t xml:space="preserve"> </w:t>
+      </w:r>
+      <w:r>
+        <w:t xml:space="preserve">“Alasan”</w:t>
+      </w:r>
+      <w:r>
+        <w:t xml:space="preserve"> </w:t>
+      </w:r>
+      <w:r>
+        <w:t xml:space="preserve">yang Kini Wajib Diisi</w:t>
+      </w:r>
+    </w:p>
+    <w:p>
+      <w:pPr>
+        <w:pStyle w:val="FirstParagraph"/>
+      </w:pPr>
+      <w:r>
+        <w:t xml:space="preserve">Beberapa aksi yang sebelumnya bisa langsung diklik sekarang mewajibkan Anda</w:t>
+      </w:r>
+      <w:r>
+        <w:t xml:space="preserve"> </w:t>
+      </w:r>
+      <w:r>
+        <w:t xml:space="preserve">mengisi kolom alasan terlebih dahulu. Ini bukan pembatasan baru yang</w:t>
+      </w:r>
+      <w:r>
+        <w:t xml:space="preserve"> </w:t>
+      </w:r>
+      <w:r>
+        <w:t xml:space="preserve">mempersulit — tujuannya supaya setiap aksi yang berdampak (mengubah gaji</w:t>
+      </w:r>
+      <w:r>
+        <w:t xml:space="preserve"> </w:t>
+      </w:r>
+      <w:r>
+        <w:t xml:space="preserve">karyawan, membatalkan proses, menolak pengajuan) selalu punya jejak</w:t>
+      </w:r>
+      <w:r>
+        <w:t xml:space="preserve"> </w:t>
+      </w:r>
+      <w:r>
+        <w:t xml:space="preserve">“siapa,</w:t>
+      </w:r>
+      <w:r>
+        <w:t xml:space="preserve"> </w:t>
+      </w:r>
+      <w:r>
+        <w:t xml:space="preserve">kapan, dan kenapa”</w:t>
+      </w:r>
+      <w:r>
+        <w:t xml:space="preserve"> </w:t>
+      </w:r>
+      <w:r>
+        <w:t xml:space="preserve">yang bisa ditelusuri kembali kalau ada yang dipertanyakan</w:t>
+      </w:r>
+      <w:r>
+        <w:t xml:space="preserve"> </w:t>
+      </w:r>
+      <w:r>
+        <w:t xml:space="preserve">di kemudian hari.</w:t>
+      </w:r>
+    </w:p>
+    <w:tbl>
+      <w:tblPr>
+        <w:tblStyle w:val="Table"/>
+        <w:tblW w:type="pct" w:w="5000"/>
+        <w:tblLayout w:type="fixed"/>
+        <w:tblLook w:firstRow="1" w:lastRow="0" w:firstColumn="0" w:lastColumn="0" w:noHBand="0" w:noVBand="0" w:val="0020"/>
+      </w:tblPr>
+      <w:tblGrid>
+        <w:gridCol w:w="7920"/>
+      </w:tblGrid>
+      <w:tr>
+        <w:trPr>
+          <w:tblHeader w:val="on"/>
+        </w:trPr>
+        <w:tc>
+          <w:tcPr/>
+          <w:p>
+            <w:pPr>
+              <w:pStyle w:val="Compact"/>
+            </w:pPr>
+            <w:r>
+              <w:rPr>
+                <w:b/>
+                <w:bCs/>
+              </w:rPr>
+              <w:t xml:space="preserve">Catatan/Batasan</w:t>
+            </w:r>
+          </w:p>
+        </w:tc>
+      </w:tr>
+      <w:tr>
+        <w:tc>
+          <w:tcPr/>
+          <w:p>
+            <w:pPr>
+              <w:pStyle w:val="Compact"/>
+            </w:pPr>
+            <w:r>
+              <w:t xml:space="preserve">Di setiap form berikut, tombol Simpan/Kirim akan menolak (dengan pesan di bawah kolom) kalau kolom Alasan dikosongkan — bukan cuma anjuran.</w:t>
+            </w:r>
+          </w:p>
+        </w:tc>
+      </w:tr>
+    </w:tbl>
+    <w:p>
+      <w:pPr>
+        <w:pStyle w:val="BodyText"/>
+      </w:pPr>
+      <w:r>
+        <w:rPr>
+          <w:b/>
+          <w:bCs/>
+        </w:rPr>
+        <w:t xml:space="preserve">a. Mengembalikan Payroll Run ke Draf (Revert)</w:t>
+      </w:r>
+    </w:p>
+    <w:p>
+      <w:pPr>
+        <w:pStyle w:val="BodyText"/>
+      </w:pPr>
+      <w:r>
+        <w:t xml:space="preserve">Lihat langkah di bagian 5.3. Sekarang ada kolom</w:t>
+      </w:r>
+      <w:r>
+        <w:t xml:space="preserve"> </w:t>
+      </w:r>
+      <w:r>
+        <w:rPr>
+          <w:b/>
+          <w:bCs/>
+        </w:rPr>
+        <w:t xml:space="preserve">Alasan revert</w:t>
+      </w:r>
+      <w:r>
+        <w:t xml:space="preserve"> </w:t>
+      </w:r>
+      <w:r>
+        <w:t xml:space="preserve">(wajib,</w:t>
+      </w:r>
+      <w:r>
+        <w:t xml:space="preserve"> </w:t>
+      </w:r>
+      <w:r>
+        <w:t xml:space="preserve">minimal 5 karakter) yang harus diisi sebelum tombol Kembalikan ke Draf bisa</w:t>
+      </w:r>
+      <w:r>
+        <w:t xml:space="preserve"> </w:t>
+      </w:r>
+      <w:r>
+        <w:t xml:space="preserve">ditekan. Alasan ini tersimpan permanen di run tersebut dan bisa dilihat lagi</w:t>
+      </w:r>
+      <w:r>
+        <w:t xml:space="preserve"> </w:t>
+      </w:r>
+      <w:r>
+        <w:t xml:space="preserve">lewat tab Histori Perubahan (lihat 12.3) beserta siapa yang melakukannya.</w:t>
+      </w:r>
+    </w:p>
+    <w:p>
+      <w:pPr>
+        <w:pStyle w:val="BodyText"/>
+      </w:pPr>
+      <w:r>
+        <w:rPr>
+          <w:b/>
+          <w:bCs/>
+        </w:rPr>
+        <w:t xml:space="preserve">b. Mengaktifkan</w:t>
+      </w:r>
+      <w:r>
+        <w:rPr>
+          <w:b/>
+          <w:bCs/>
+        </w:rPr>
+        <w:t xml:space="preserve"> </w:t>
+      </w:r>
+      <w:r>
+        <w:rPr>
+          <w:b/>
+          <w:bCs/>
+        </w:rPr>
+        <w:t xml:space="preserve">“Timpa Manual”</w:t>
+      </w:r>
+      <w:r>
+        <w:rPr>
+          <w:b/>
+          <w:bCs/>
+        </w:rPr>
+        <w:t xml:space="preserve"> </w:t>
+      </w:r>
+      <w:r>
+        <w:rPr>
+          <w:b/>
+          <w:bCs/>
+        </w:rPr>
+        <w:t xml:space="preserve">Status PTKP</w:t>
+      </w:r>
+    </w:p>
+    <w:p>
+      <w:pPr>
+        <w:pStyle w:val="BodyText"/>
+      </w:pPr>
+      <w:r>
+        <w:t xml:space="preserve">Lihat bagian 10.2/10.3 (opsi</w:t>
+      </w:r>
+      <w:r>
+        <w:t xml:space="preserve"> </w:t>
+      </w:r>
+      <w:r>
+        <w:t xml:space="preserve">“Timpa Manual Status PTKP”</w:t>
+      </w:r>
+      <w:r>
+        <w:t xml:space="preserve"> </w:t>
+      </w:r>
+      <w:r>
+        <w:t xml:space="preserve">pada form karyawan).</w:t>
+      </w:r>
+      <w:r>
+        <w:t xml:space="preserve"> </w:t>
+      </w:r>
+      <w:r>
+        <w:t xml:space="preserve">Sekarang saat Anda MENGAKTIFKAN opsi ini (dari kondisi mati ke hidup — baik</w:t>
+      </w:r>
+      <w:r>
+        <w:t xml:space="preserve"> </w:t>
+      </w:r>
+      <w:r>
+        <w:t xml:space="preserve">untuk karyawan baru maupun saat mengubah data karyawan yang sudah ada),</w:t>
+      </w:r>
+      <w:r>
+        <w:t xml:space="preserve"> </w:t>
+      </w:r>
+      <w:r>
+        <w:t xml:space="preserve">kolom</w:t>
+      </w:r>
+      <w:r>
+        <w:t xml:space="preserve"> </w:t>
+      </w:r>
+      <w:r>
+        <w:rPr>
+          <w:b/>
+          <w:bCs/>
+        </w:rPr>
+        <w:t xml:space="preserve">Alasan</w:t>
+      </w:r>
+      <w:r>
+        <w:t xml:space="preserve"> </w:t>
+      </w:r>
+      <w:r>
+        <w:t xml:space="preserve">wajib diisi. Kalau opsi ini sudah aktif dan Anda hanya</w:t>
+      </w:r>
+      <w:r>
+        <w:t xml:space="preserve"> </w:t>
+      </w:r>
+      <w:r>
+        <w:t xml:space="preserve">mengubah data lain (tanpa menyentuh opsi ini), kolom Alasan yang lama TIDAK</w:t>
+      </w:r>
+      <w:r>
+        <w:t xml:space="preserve"> </w:t>
+      </w:r>
+      <w:r>
+        <w:t xml:space="preserve">diminta ulang — riwayatnya tetap seperti semula. Alasan hanya diminta lagi</w:t>
+      </w:r>
+      <w:r>
+        <w:t xml:space="preserve"> </w:t>
+      </w:r>
+      <w:r>
+        <w:t xml:space="preserve">kalau opsi ini dimatikan lalu dihidupkan kembali.</w:t>
+      </w:r>
+    </w:p>
+    <w:p>
+      <w:pPr>
+        <w:pStyle w:val="BodyText"/>
+      </w:pPr>
+      <w:r>
+        <w:rPr>
+          <w:b/>
+          <w:bCs/>
+        </w:rPr>
+        <w:t xml:space="preserve">c. Menolak Pengajuan (Reject) — Cuti, Kasbon, Surat Ijin, Surat Lembur</w:t>
+      </w:r>
+    </w:p>
+    <w:p>
+      <w:pPr>
+        <w:pStyle w:val="BodyText"/>
+      </w:pPr>
+      <w:r>
+        <w:t xml:space="preserve">Berlaku di keempat modul pengajuan: Cuti (11.2), Kasbon (3.2), Surat Ijin</w:t>
+      </w:r>
+      <w:r>
+        <w:t xml:space="preserve"> </w:t>
+      </w:r>
+      <w:r>
+        <w:t xml:space="preserve">(2.1), dan Surat Lembur (2.3). Saat Anda klik</w:t>
+      </w:r>
+      <w:r>
+        <w:t xml:space="preserve"> </w:t>
+      </w:r>
+      <w:r>
+        <w:rPr>
+          <w:b/>
+          <w:bCs/>
+        </w:rPr>
+        <w:t xml:space="preserve">Tolak</w:t>
+      </w:r>
+      <w:r>
+        <w:t xml:space="preserve">, muncul kolom</w:t>
+      </w:r>
+      <w:r>
+        <w:t xml:space="preserve"> </w:t>
+      </w:r>
+      <w:r>
+        <w:rPr>
+          <w:b/>
+          <w:bCs/>
+        </w:rPr>
+        <w:t xml:space="preserve">Alasan penolakan</w:t>
+      </w:r>
+      <w:r>
+        <w:t xml:space="preserve"> </w:t>
+      </w:r>
+      <w:r>
+        <w:t xml:space="preserve">yang wajib diisi sebelum penolakan bisa disimpan.</w:t>
+      </w:r>
+      <w:r>
+        <w:t xml:space="preserve"> </w:t>
+      </w:r>
+      <w:r>
+        <w:t xml:space="preserve">Alasan ini akan tampil di halaman detail pengajuan terkait, bersama siapa</w:t>
+      </w:r>
+      <w:r>
+        <w:t xml:space="preserve"> </w:t>
+      </w:r>
+      <w:r>
+        <w:t xml:space="preserve">yang menolaknya, sehingga karyawan/atasan yang mengajukan tahu persis</w:t>
+      </w:r>
+      <w:r>
+        <w:t xml:space="preserve"> </w:t>
+      </w:r>
+      <w:r>
+        <w:t xml:space="preserve">kenapa pengajuannya ditolak — bukan sekadar status</w:t>
+      </w:r>
+      <w:r>
+        <w:t xml:space="preserve"> </w:t>
+      </w:r>
+      <w:r>
+        <w:t xml:space="preserve">“Ditolak”</w:t>
+      </w:r>
+      <w:r>
+        <w:t xml:space="preserve"> </w:t>
+      </w:r>
+      <w:r>
+        <w:t xml:space="preserve">tanpa</w:t>
+      </w:r>
+      <w:r>
+        <w:t xml:space="preserve"> </w:t>
+      </w:r>
+      <w:r>
+        <w:t xml:space="preserve">penjelasan.</w:t>
+      </w:r>
+    </w:p>
+    <w:p>
+      <w:pPr>
+        <w:pStyle w:val="BodyText"/>
+      </w:pPr>
+      <w:r>
+        <w:rPr>
+          <w:b/>
+          <w:bCs/>
+        </w:rPr>
+        <w:t xml:space="preserve">d. Me-retire (Mengakhiri Masa Berlaku) Baris Master Data</w:t>
+      </w:r>
+    </w:p>
+    <w:p>
+      <w:pPr>
+        <w:pStyle w:val="BodyText"/>
+      </w:pPr>
+      <w:r>
+        <w:t xml:space="preserve">Berlaku di ketujuh layar master data efektif-bertanggal: Gaji Pokok,</w:t>
+      </w:r>
+      <w:r>
+        <w:t xml:space="preserve"> </w:t>
+      </w:r>
+      <w:r>
+        <w:t xml:space="preserve">Insentif, PTKP, Bracket TER, BPJS Kesehatan, BPJS Ketenagakerjaan, dan</w:t>
+      </w:r>
+      <w:r>
+        <w:t xml:space="preserve"> </w:t>
+      </w:r>
+      <w:r>
+        <w:t xml:space="preserve">Kebijakan Cuti. Kalau Anda menutup masa berlaku sebuah baris secara manual</w:t>
+      </w:r>
+      <w:r>
+        <w:t xml:space="preserve"> </w:t>
+      </w:r>
+      <w:r>
+        <w:t xml:space="preserve">(mengisi tanggal Berakhir/effective end date pada baris yang sebelumnya</w:t>
+      </w:r>
+      <w:r>
+        <w:t xml:space="preserve"> </w:t>
+      </w:r>
+      <w:r>
+        <w:t xml:space="preserve">masih terbuka), kolom</w:t>
+      </w:r>
+      <w:r>
+        <w:t xml:space="preserve"> </w:t>
+      </w:r>
+      <w:r>
+        <w:rPr>
+          <w:b/>
+          <w:bCs/>
+        </w:rPr>
+        <w:t xml:space="preserve">Alasan (jika diakhiri)</w:t>
+      </w:r>
+      <w:r>
+        <w:t xml:space="preserve"> </w:t>
+      </w:r>
+      <w:r>
+        <w:t xml:space="preserve">wajib diisi. Ini TIDAK</w:t>
+      </w:r>
+      <w:r>
+        <w:t xml:space="preserve"> </w:t>
+      </w:r>
+      <w:r>
+        <w:t xml:space="preserve">berlaku untuk penutupan otomatis yang dilakukan sistem sendiri saat Anda</w:t>
+      </w:r>
+      <w:r>
+        <w:t xml:space="preserve"> </w:t>
+      </w:r>
+      <w:r>
+        <w:t xml:space="preserve">menambah baris pengganti (baris lama otomatis ditutup dengan keterangan</w:t>
+      </w:r>
+      <w:r>
+        <w:t xml:space="preserve"> </w:t>
+      </w:r>
+      <w:r>
+        <w:t xml:space="preserve">sistem, tidak perlu Anda isi manual).</w:t>
+      </w:r>
+    </w:p>
+    <w:bookmarkEnd w:id="9"/>
+    <w:bookmarkStart w:id="10" w:name="behavior-baru-yang-terlihat-di-layar"/>
+    <w:p>
+      <w:pPr>
+        <w:pStyle w:val="Heading2"/>
+      </w:pPr>
+      <w:r>
+        <w:t xml:space="preserve">12.2 Behavior Baru yang Terlihat di Layar</w:t>
+      </w:r>
+    </w:p>
+    <w:p>
+      <w:pPr>
+        <w:pStyle w:val="FirstParagraph"/>
+      </w:pPr>
+      <w:r>
+        <w:rPr>
+          <w:b/>
+          <w:bCs/>
+        </w:rPr>
+        <w:t xml:space="preserve">a. Banner</w:t>
+      </w:r>
+      <w:r>
+        <w:rPr>
+          <w:b/>
+          <w:bCs/>
+        </w:rPr>
+        <w:t xml:space="preserve"> </w:t>
+      </w:r>
+      <w:r>
+        <w:rPr>
+          <w:b/>
+          <w:bCs/>
+        </w:rPr>
+        <w:t xml:space="preserve">“Prorata”</w:t>
+      </w:r>
+      <w:r>
+        <w:rPr>
+          <w:b/>
+          <w:bCs/>
+        </w:rPr>
+        <w:t xml:space="preserve"> </w:t>
+      </w:r>
+      <w:r>
+        <w:rPr>
+          <w:b/>
+          <w:bCs/>
+        </w:rPr>
+        <w:t xml:space="preserve">pada Slip Gaji</w:t>
+      </w:r>
+    </w:p>
+    <w:p>
+      <w:pPr>
+        <w:pStyle w:val="BodyText"/>
+      </w:pPr>
+      <w:r>
+        <w:t xml:space="preserve">Lihat bagian 6 (Melihat &amp; Mengunduh Slip Gaji). Untuk karyawan yang baru</w:t>
+      </w:r>
+      <w:r>
+        <w:t xml:space="preserve"> </w:t>
+      </w:r>
+      <w:r>
+        <w:t xml:space="preserve">masuk atau resign di TENGAH periode payroll, halaman detail slip gaji kini</w:t>
+      </w:r>
+      <w:r>
+        <w:t xml:space="preserve"> </w:t>
+      </w:r>
+      <w:r>
+        <w:t xml:space="preserve">menampilkan banner:</w:t>
+      </w:r>
+    </w:p>
+    <w:p>
+      <w:pPr>
+        <w:pStyle w:val="BlockText"/>
+      </w:pPr>
+      <w:r>
+        <w:t xml:space="preserve">ℹ️</w:t>
+      </w:r>
+      <w:r>
+        <w:t xml:space="preserve"> </w:t>
+      </w:r>
+      <w:r>
+        <w:rPr>
+          <w:b/>
+          <w:bCs/>
+        </w:rPr>
+        <w:t xml:space="preserve">Prorata</w:t>
+      </w:r>
+      <w:r>
+        <w:t xml:space="preserve"> </w:t>
+      </w:r>
+      <w:r>
+        <w:t xml:space="preserve">(X dari Y hari kerja)</w:t>
+      </w:r>
+    </w:p>
+    <w:p>
+      <w:pPr>
+        <w:pStyle w:val="FirstParagraph"/>
+      </w:pPr>
+      <w:r>
+        <w:t xml:space="preserve">Banner ini HANYA muncul kalau karyawan tidak bekerja penuh sepanjang hari</w:t>
+      </w:r>
+      <w:r>
+        <w:t xml:space="preserve"> </w:t>
+      </w:r>
+      <w:r>
+        <w:t xml:space="preserve">kerja periode tersebut (dihitung Senin–Jumat, dikurangi hari libur</w:t>
+      </w:r>
+      <w:r>
+        <w:t xml:space="preserve"> </w:t>
+      </w:r>
+      <w:r>
+        <w:t xml:space="preserve">perusahaan yang aktif). Karyawan yang bekerja penuh sebulan tidak akan</w:t>
+      </w:r>
+      <w:r>
+        <w:t xml:space="preserve"> </w:t>
+      </w:r>
+      <w:r>
+        <w:t xml:space="preserve">melihat banner ini sama sekali — perhitungan gajinya tidak berubah.</w:t>
+      </w:r>
+    </w:p>
+    <w:p>
+      <w:pPr>
+        <w:pStyle w:val="BodyText"/>
+      </w:pPr>
+      <w:r>
+        <w:rPr>
+          <w:b/>
+          <w:bCs/>
+        </w:rPr>
+        <w:t xml:space="preserve">b. Daftar Karyawan yang Dikecualikan Saat Calculate</w:t>
+      </w:r>
+    </w:p>
+    <w:p>
+      <w:pPr>
+        <w:pStyle w:val="BodyText"/>
+      </w:pPr>
+      <w:r>
+        <w:t xml:space="preserve">Lihat bagian 5.2 (Menghitung Payroll Run). Kalau ada karyawan yang total</w:t>
+      </w:r>
+      <w:r>
+        <w:t xml:space="preserve"> </w:t>
+      </w:r>
+      <w:r>
+        <w:t xml:space="preserve">potongannya (kasbon, sanksi, pajak, BPJS) melebihi gaji kotornya, karyawan</w:t>
+      </w:r>
+      <w:r>
+        <w:t xml:space="preserve"> </w:t>
+      </w:r>
+      <w:r>
+        <w:t xml:space="preserve">tersebut TIDAK akan menggagalkan seluruh proses hitung — sistem akan</w:t>
+      </w:r>
+      <w:r>
+        <w:t xml:space="preserve"> </w:t>
+      </w:r>
+      <w:r>
+        <w:t xml:space="preserve">mengecualikan karyawan itu saja dan tetap melanjutkan proses untuk karyawan</w:t>
+      </w:r>
+      <w:r>
+        <w:t xml:space="preserve"> </w:t>
+      </w:r>
+      <w:r>
+        <w:t xml:space="preserve">lain. Setelah proses hitung selesai, halaman detail payroll run menampilkan</w:t>
+      </w:r>
+      <w:r>
+        <w:t xml:space="preserve"> </w:t>
+      </w:r>
+      <w:r>
+        <w:t xml:space="preserve">kotak:</w:t>
+      </w:r>
+    </w:p>
+    <w:p>
+      <w:pPr>
+        <w:pStyle w:val="BlockText"/>
+      </w:pPr>
+      <w:r>
+        <w:t xml:space="preserve">⚠️</w:t>
+      </w:r>
+      <w:r>
+        <w:t xml:space="preserve"> </w:t>
+      </w:r>
+      <w:r>
+        <w:rPr>
+          <w:b/>
+          <w:bCs/>
+        </w:rPr>
+        <w:t xml:space="preserve">N karyawan dikecualikan dari perhitungan ini</w:t>
+      </w:r>
+    </w:p>
+    <w:tbl>
+      <w:tblPr>
+        <w:tblStyle w:val="Table"/>
+        <w:tblW w:type="pct" w:w="5000"/>
+        <w:tblLayout w:type="fixed"/>
+        <w:tblLook w:firstRow="1" w:lastRow="0" w:firstColumn="0" w:lastColumn="0" w:noHBand="0" w:noVBand="0" w:val="0020"/>
+      </w:tblPr>
+      <w:tblGrid>
+        <w:gridCol w:w="1980"/>
+        <w:gridCol w:w="1980"/>
+        <w:gridCol w:w="1980"/>
+        <w:gridCol w:w="1980"/>
+      </w:tblGrid>
+      <w:tr>
+        <w:trPr>
+          <w:tblHeader w:val="on"/>
+        </w:trPr>
+        <w:tc>
+          <w:tcPr/>
+          <w:p>
+            <w:pPr>
+              <w:pStyle w:val="Compact"/>
+            </w:pPr>
+            <w:r>
+              <w:t xml:space="preserve">Nama Karyawan</w:t>
+            </w:r>
+          </w:p>
+        </w:tc>
+        <w:tc>
+          <w:tcPr/>
+          <w:p>
+            <w:pPr>
+              <w:pStyle w:val="Compact"/>
+            </w:pPr>
+            <w:r>
+              <w:t xml:space="preserve">Gaji Kotor</w:t>
+            </w:r>
+          </w:p>
+        </w:tc>
+        <w:tc>
+          <w:tcPr/>
+          <w:p>
+            <w:pPr>
+              <w:pStyle w:val="Compact"/>
+            </w:pPr>
+            <w:r>
+              <w:t xml:space="preserve">Net Pay (negatif)</w:t>
+            </w:r>
+          </w:p>
+        </w:tc>
+        <w:tc>
+          <w:tcPr/>
+          <w:p>
+            <w:pPr>
+              <w:pStyle w:val="Compact"/>
+            </w:pPr>
+            <w:r>
+              <w:t xml:space="preserve">Alasan</w:t>
+            </w:r>
+          </w:p>
+        </w:tc>
+      </w:tr>
+      <w:tr>
+        <w:tc>
+          <w:tcPr/>
+          <w:p>
+            <w:pPr>
+              <w:pStyle w:val="Compact"/>
+            </w:pPr>
+            <w:r>
+              <w:rPr>
+                <w:i/>
+                <w:iCs/>
+              </w:rPr>
+              <w:t xml:space="preserve">(contoh baris — data aktual tampil per karyawan yang dikecualikan)</w:t>
+            </w:r>
+          </w:p>
+        </w:tc>
+        <w:tc>
+          <w:tcPr/>
+          <w:p>
+            <w:pPr>
+              <w:pStyle w:val="Compact"/>
+            </w:pPr>
+          </w:p>
+        </w:tc>
+        <w:tc>
+          <w:tcPr/>
+          <w:p>
+            <w:pPr>
+              <w:pStyle w:val="Compact"/>
+            </w:pPr>
+          </w:p>
+        </w:tc>
+        <w:tc>
+          <w:tcPr/>
+          <w:p>
+            <w:pPr>
+              <w:pStyle w:val="Compact"/>
+            </w:pPr>
+          </w:p>
+        </w:tc>
+      </w:tr>
+    </w:tbl>
+    <w:p>
+      <w:pPr>
+        <w:pStyle w:val="BodyText"/>
+      </w:pPr>
+      <w:r>
+        <w:rPr>
+          <w:b/>
+          <w:bCs/>
+        </w:rPr>
+        <w:t xml:space="preserve">Yang perlu dilakukan:</w:t>
+      </w:r>
+      <w:r>
+        <w:t xml:space="preserve"> </w:t>
+      </w:r>
+      <w:r>
+        <w:t xml:space="preserve">tinjau baris di tabel ini, perbaiki data</w:t>
+      </w:r>
+      <w:r>
+        <w:t xml:space="preserve"> </w:t>
+      </w:r>
+      <w:r>
+        <w:t xml:space="preserve">penyebabnya (misalnya cicilan kasbon yang terlalu besar untuk periode</w:t>
+      </w:r>
+      <w:r>
+        <w:t xml:space="preserve"> </w:t>
+      </w:r>
+      <w:r>
+        <w:t xml:space="preserve">tersebut), lalu</w:t>
+      </w:r>
+      <w:r>
+        <w:t xml:space="preserve"> </w:t>
+      </w:r>
+      <w:r>
+        <w:rPr>
+          <w:b/>
+          <w:bCs/>
+        </w:rPr>
+        <w:t xml:space="preserve">Kembalikan ke Draf</w:t>
+      </w:r>
+      <w:r>
+        <w:t xml:space="preserve"> </w:t>
+      </w:r>
+      <w:r>
+        <w:t xml:space="preserve">(5.3) dan</w:t>
+      </w:r>
+      <w:r>
+        <w:t xml:space="preserve"> </w:t>
+      </w:r>
+      <w:r>
+        <w:rPr>
+          <w:b/>
+          <w:bCs/>
+        </w:rPr>
+        <w:t xml:space="preserve">Hitung Gaji</w:t>
+      </w:r>
+      <w:r>
+        <w:t xml:space="preserve"> </w:t>
+      </w:r>
+      <w:r>
+        <w:t xml:space="preserve">ulang (5.2)</w:t>
+      </w:r>
+      <w:r>
+        <w:t xml:space="preserve"> </w:t>
+      </w:r>
+      <w:r>
+        <w:t xml:space="preserve">— karyawan yang datanya sudah diperbaiki akan otomatis dievaluasi ulang dan</w:t>
+      </w:r>
+      <w:r>
+        <w:t xml:space="preserve"> </w:t>
+      </w:r>
+      <w:r>
+        <w:t xml:space="preserve">masuk normal ke perhitungan berikutnya.</w:t>
+      </w:r>
+    </w:p>
+    <w:p>
+      <w:pPr>
+        <w:pStyle w:val="BodyText"/>
+      </w:pPr>
+      <w:r>
+        <w:rPr>
+          <w:b/>
+          <w:bCs/>
+        </w:rPr>
+        <w:t xml:space="preserve">c. Tab/Tombol</w:t>
+      </w:r>
+      <w:r>
+        <w:rPr>
+          <w:b/>
+          <w:bCs/>
+        </w:rPr>
+        <w:t xml:space="preserve"> </w:t>
+      </w:r>
+      <w:r>
+        <w:rPr>
+          <w:b/>
+          <w:bCs/>
+        </w:rPr>
+        <w:t xml:space="preserve">“Histori Perubahan”</w:t>
+      </w:r>
+      <w:r>
+        <w:rPr>
+          <w:b/>
+          <w:bCs/>
+        </w:rPr>
+        <w:t xml:space="preserve"> </w:t>
+      </w:r>
+      <w:r>
+        <w:rPr>
+          <w:b/>
+          <w:bCs/>
+        </w:rPr>
+        <w:t xml:space="preserve">(Riwayat Audit)</w:t>
+      </w:r>
+    </w:p>
+    <w:p>
+      <w:pPr>
+        <w:pStyle w:val="BodyText"/>
+      </w:pPr>
+      <w:r>
+        <w:t xml:space="preserve">Layar-layar berikut kini punya tab tambahan bernama</w:t>
+      </w:r>
+      <w:r>
+        <w:t xml:space="preserve"> </w:t>
+      </w:r>
+      <w:r>
+        <w:rPr>
+          <w:b/>
+          <w:bCs/>
+        </w:rPr>
+        <w:t xml:space="preserve">Histori Perubahan</w:t>
+      </w:r>
+      <w:r>
+        <w:t xml:space="preserve"> </w:t>
+      </w:r>
+      <w:r>
+        <w:t xml:space="preserve">di halaman detailnya:</w:t>
+      </w:r>
+      <w:r>
+        <w:t xml:space="preserve"> </w:t>
+      </w:r>
+      <w:r>
+        <w:rPr>
+          <w:b/>
+          <w:bCs/>
+        </w:rPr>
+        <w:t xml:space="preserve">Payroll Run</w:t>
+      </w:r>
+      <w:r>
+        <w:t xml:space="preserve">,</w:t>
+      </w:r>
+      <w:r>
+        <w:t xml:space="preserve"> </w:t>
+      </w:r>
+      <w:r>
+        <w:rPr>
+          <w:b/>
+          <w:bCs/>
+        </w:rPr>
+        <w:t xml:space="preserve">Detail Karyawan</w:t>
+      </w:r>
+      <w:r>
+        <w:t xml:space="preserve">, ketujuh</w:t>
+      </w:r>
+      <w:r>
+        <w:t xml:space="preserve"> </w:t>
+      </w:r>
+      <w:r>
+        <w:rPr>
+          <w:b/>
+          <w:bCs/>
+        </w:rPr>
+        <w:t xml:space="preserve">Master</w:t>
+      </w:r>
+      <w:r>
+        <w:rPr>
+          <w:b/>
+          <w:bCs/>
+        </w:rPr>
+        <w:t xml:space="preserve"> </w:t>
+      </w:r>
+      <w:r>
+        <w:rPr>
+          <w:b/>
+          <w:bCs/>
+        </w:rPr>
+        <w:t xml:space="preserve">Data</w:t>
+      </w:r>
+      <w:r>
+        <w:t xml:space="preserve"> </w:t>
+      </w:r>
+      <w:r>
+        <w:t xml:space="preserve">(Gaji Pokok, Insentif, PTKP, Bracket TER, BPJS Kesehatan, BPJS</w:t>
+      </w:r>
+      <w:r>
+        <w:t xml:space="preserve"> </w:t>
+      </w:r>
+      <w:r>
+        <w:t xml:space="preserve">Ketenagakerjaan, Kebijakan Cuti), dan</w:t>
+      </w:r>
+      <w:r>
+        <w:t xml:space="preserve"> </w:t>
+      </w:r>
+      <w:r>
+        <w:rPr>
+          <w:b/>
+          <w:bCs/>
+        </w:rPr>
+        <w:t xml:space="preserve">Data Absensi</w:t>
+      </w:r>
+      <w:r>
+        <w:t xml:space="preserve">. Tab ini menampilkan</w:t>
+      </w:r>
+      <w:r>
+        <w:t xml:space="preserve"> </w:t>
+      </w:r>
+      <w:r>
+        <w:t xml:space="preserve">riwayat setiap perubahan pada data tersebut: waktu, jenis aksi (dibuat/</w:t>
+      </w:r>
+      <w:r>
+        <w:t xml:space="preserve"> </w:t>
+      </w:r>
+      <w:r>
+        <w:t xml:space="preserve">diubah/dihapus), siapa pelakunya, field apa saja yang berubah (nilai lama →</w:t>
+      </w:r>
+      <w:r>
+        <w:t xml:space="preserve"> </w:t>
+      </w:r>
+      <w:r>
+        <w:t xml:space="preserve">nilai baru), dan alasannya (kalau diisi).</w:t>
+      </w:r>
+    </w:p>
+    <w:tbl>
+      <w:tblPr>
+        <w:tblStyle w:val="Table"/>
+        <w:tblW w:type="pct" w:w="5000"/>
+        <w:tblLayout w:type="fixed"/>
+        <w:tblLook w:firstRow="1" w:lastRow="0" w:firstColumn="0" w:lastColumn="0" w:noHBand="0" w:noVBand="0" w:val="0020"/>
+      </w:tblPr>
+      <w:tblGrid>
+        <w:gridCol w:w="7920"/>
+      </w:tblGrid>
+      <w:tr>
+        <w:trPr>
+          <w:tblHeader w:val="on"/>
+        </w:trPr>
+        <w:tc>
+          <w:tcPr/>
+          <w:p>
+            <w:pPr>
+              <w:pStyle w:val="Compact"/>
+            </w:pPr>
+            <w:r>
+              <w:rPr>
+                <w:b/>
+                <w:bCs/>
+              </w:rPr>
+              <w:t xml:space="preserve">Catatan/Batasan</w:t>
+            </w:r>
+          </w:p>
+        </w:tc>
+      </w:tr>
+      <w:tr>
+        <w:tc>
+          <w:tcPr/>
+          <w:p>
+            <w:pPr>
+              <w:pStyle w:val="Compact"/>
+            </w:pPr>
+            <w:r>
+              <w:t xml:space="preserve">Tab Histori Perubahan HANYA muncul untuk pengguna dengan peran Admin. Untuk peran HR Staff, tab ini tidak ditampilkan sama sekali (bukan ditampilkan lalu ditolak) — desain ini konsisten dengan pola pembatasan akses lain di seluruh aplikasi.</w:t>
+            </w:r>
+          </w:p>
+        </w:tc>
+      </w:tr>
+    </w:tbl>
+    <w:bookmarkEnd w:id="10"/>
+    <w:bookmarkEnd w:id="11"/>
     <w:sectPr>
       <w:pgSz w:w="12240" w:h="15840"/>
       <w:pgMar w:top="1440" w:right="1800" w:bottom="1440" w:left="1800" w:header="720" w:footer="720" w:gutter="0"/>
@@ -3378,6 +4450,253 @@
       <w:rPr>
         <w:rFonts w:ascii="Symbol" w:hAnsi="Symbol" w:hint="default"/>
       </w:rPr>
+    </w:lvl>
+  </w:abstractNum>
+  <w:abstractNum w:abstractNumId="9">
+    <w:nsid w:val="FFFFFF7C"/>
+    <w:multiLevelType w:val="singleLevel"/>
+    <w:tmpl w:val="C310EC42"/>
+    <w:lvl w:ilvl="0">
+      <w:start w:val="1"/>
+      <w:numFmt w:val="decimal"/>
+      <w:lvlText w:val="%1."/>
+      <w:lvlJc w:val="left"/>
+      <w:pPr>
+        <w:tabs>
+          <w:tab w:pos="1800" w:val="num"/>
+        </w:tabs>
+        <w:ind w:hanging="360" w:left="1800"/>
+      </w:pPr>
+    </w:lvl>
+  </w:abstractNum>
+  <w:abstractNum w:abstractNumId="10">
+    <w:nsid w:val="FFFFFF7D"/>
+    <w:multiLevelType w:val="singleLevel"/>
+    <w:tmpl w:val="E4089024"/>
+    <w:lvl w:ilvl="0">
+      <w:start w:val="1"/>
+      <w:numFmt w:val="decimal"/>
+      <w:lvlText w:val="%1."/>
+      <w:lvlJc w:val="left"/>
+      <w:pPr>
+        <w:tabs>
+          <w:tab w:pos="1440" w:val="num"/>
+        </w:tabs>
+        <w:ind w:hanging="360" w:left="1440"/>
+      </w:pPr>
+    </w:lvl>
+  </w:abstractNum>
+  <w:abstractNum w:abstractNumId="11">
+    <w:nsid w:val="FFFFFF7E"/>
+    <w:multiLevelType w:val="singleLevel"/>
+    <w:tmpl w:val="FB12693A"/>
+    <w:lvl w:ilvl="0">
+      <w:start w:val="1"/>
+      <w:numFmt w:val="decimal"/>
+      <w:pStyle w:val="ListNumber3"/>
+      <w:lvlText w:val="%1."/>
+      <w:lvlJc w:val="left"/>
+      <w:pPr>
+        <w:tabs>
+          <w:tab w:pos="1080" w:val="num"/>
+        </w:tabs>
+        <w:ind w:hanging="360" w:left="1080"/>
+      </w:pPr>
+    </w:lvl>
+  </w:abstractNum>
+  <w:abstractNum w:abstractNumId="12">
+    <w:nsid w:val="FFFFFF7F"/>
+    <w:multiLevelType w:val="singleLevel"/>
+    <w:tmpl w:val="38441652"/>
+    <w:lvl w:ilvl="0">
+      <w:start w:val="1"/>
+      <w:numFmt w:val="decimal"/>
+      <w:pStyle w:val="ListNumber2"/>
+      <w:lvlText w:val="%1."/>
+      <w:lvlJc w:val="left"/>
+      <w:pPr>
+        <w:tabs>
+          <w:tab w:pos="720" w:val="num"/>
+        </w:tabs>
+        <w:ind w:hanging="360" w:left="720"/>
+      </w:pPr>
+    </w:lvl>
+  </w:abstractNum>
+  <w:abstractNum w:abstractNumId="13">
+    <w:nsid w:val="FFFFFF81"/>
+    <w:multiLevelType w:val="singleLevel"/>
+    <w:tmpl w:val="171AC3A4"/>
+    <w:lvl w:ilvl="0">
+      <w:start w:val="1"/>
+      <w:numFmt w:val="bullet"/>
+      <w:lvlText w:val=""/>
+      <w:lvlJc w:val="left"/>
+      <w:pPr>
+        <w:tabs>
+          <w:tab w:pos="1440" w:val="num"/>
+        </w:tabs>
+        <w:ind w:hanging="360" w:left="1440"/>
+      </w:pPr>
+      <w:rPr>
+        <w:rFonts w:ascii="Symbol" w:hAnsi="Symbol" w:hint="default"/>
+      </w:rPr>
+    </w:lvl>
+  </w:abstractNum>
+  <w:abstractNum w:abstractNumId="14">
+    <w:nsid w:val="FFFFFF82"/>
+    <w:multiLevelType w:val="singleLevel"/>
+    <w:tmpl w:val="F3EAFDEC"/>
+    <w:lvl w:ilvl="0">
+      <w:start w:val="1"/>
+      <w:numFmt w:val="bullet"/>
+      <w:pStyle w:val="ListBullet3"/>
+      <w:lvlText w:val=""/>
+      <w:lvlJc w:val="left"/>
+      <w:pPr>
+        <w:tabs>
+          <w:tab w:pos="1080" w:val="num"/>
+        </w:tabs>
+        <w:ind w:hanging="360" w:left="1080"/>
+      </w:pPr>
+      <w:rPr>
+        <w:rFonts w:ascii="Symbol" w:hAnsi="Symbol" w:hint="default"/>
+      </w:rPr>
+    </w:lvl>
+  </w:abstractNum>
+  <w:abstractNum w:abstractNumId="15">
+    <w:nsid w:val="FFFFFF83"/>
+    <w:multiLevelType w:val="singleLevel"/>
+    <w:tmpl w:val="3D1EFFD4"/>
+    <w:lvl w:ilvl="0">
+      <w:start w:val="1"/>
+      <w:numFmt w:val="bullet"/>
+      <w:pStyle w:val="ListBullet2"/>
+      <w:lvlText w:val=""/>
+      <w:lvlJc w:val="left"/>
+      <w:pPr>
+        <w:tabs>
+          <w:tab w:pos="720" w:val="num"/>
+        </w:tabs>
+        <w:ind w:hanging="360" w:left="720"/>
+      </w:pPr>
+      <w:rPr>
+        <w:rFonts w:ascii="Symbol" w:hAnsi="Symbol" w:hint="default"/>
+      </w:rPr>
+    </w:lvl>
+  </w:abstractNum>
+  <w:abstractNum w:abstractNumId="16">
+    <w:nsid w:val="FFFFFF88"/>
+    <w:multiLevelType w:val="singleLevel"/>
+    <w:tmpl w:val="D0A62B40"/>
+    <w:lvl w:ilvl="0">
+      <w:start w:val="1"/>
+      <w:numFmt w:val="decimal"/>
+      <w:pStyle w:val="ListNumber"/>
+      <w:lvlText w:val="%1."/>
+      <w:lvlJc w:val="left"/>
+      <w:pPr>
+        <w:tabs>
+          <w:tab w:pos="360" w:val="num"/>
+        </w:tabs>
+        <w:ind w:hanging="360" w:left="360"/>
+      </w:pPr>
+    </w:lvl>
+  </w:abstractNum>
+  <w:abstractNum w:abstractNumId="17">
+    <w:nsid w:val="FFFFFF89"/>
+    <w:multiLevelType w:val="singleLevel"/>
+    <w:tmpl w:val="29761A62"/>
+    <w:lvl w:ilvl="0">
+      <w:start w:val="1"/>
+      <w:numFmt w:val="bullet"/>
+      <w:pStyle w:val="ListBullet"/>
+      <w:lvlText w:val=""/>
+      <w:lvlJc w:val="left"/>
+      <w:pPr>
+        <w:tabs>
+          <w:tab w:pos="360" w:val="num"/>
+        </w:tabs>
+        <w:ind w:hanging="360" w:left="360"/>
+      </w:pPr>
+      <w:rPr>
+        <w:rFonts w:ascii="Symbol" w:hAnsi="Symbol" w:hint="default"/>
+      </w:rPr>
+    </w:lvl>
+  </w:abstractNum>
+  <w:abstractNum w:abstractNumId="18">
+    <w:nsid w:val="0000A990"/>
+    <w:multiLevelType w:val="multilevel"/>
+    <w:lvl w:ilvl="0">
+      <w:numFmt w:val="bullet"/>
+      <w:lvlText w:val=" "/>
+      <w:lvlJc w:val="left"/>
+      <w:pPr>
+        <w:ind w:left="720" w:hanging="360"/>
+      </w:pPr>
+    </w:lvl>
+    <w:lvl w:ilvl="1">
+      <w:numFmt w:val="bullet"/>
+      <w:lvlText w:val=" "/>
+      <w:lvlJc w:val="left"/>
+      <w:pPr>
+        <w:ind w:left="1440" w:hanging="360"/>
+      </w:pPr>
+    </w:lvl>
+    <w:lvl w:ilvl="2">
+      <w:numFmt w:val="bullet"/>
+      <w:lvlText w:val=" "/>
+      <w:lvlJc w:val="left"/>
+      <w:pPr>
+        <w:ind w:left="2160" w:hanging="360"/>
+      </w:pPr>
+    </w:lvl>
+    <w:lvl w:ilvl="3">
+      <w:numFmt w:val="bullet"/>
+      <w:lvlText w:val=" "/>
+      <w:lvlJc w:val="left"/>
+      <w:pPr>
+        <w:ind w:left="2880" w:hanging="360"/>
+      </w:pPr>
+    </w:lvl>
+    <w:lvl w:ilvl="4">
+      <w:numFmt w:val="bullet"/>
+      <w:lvlText w:val=" "/>
+      <w:lvlJc w:val="left"/>
+      <w:pPr>
+        <w:ind w:left="3600" w:hanging="360"/>
+      </w:pPr>
+    </w:lvl>
+    <w:lvl w:ilvl="5">
+      <w:numFmt w:val="bullet"/>
+      <w:lvlText w:val=" "/>
+      <w:lvlJc w:val="left"/>
+      <w:pPr>
+        <w:ind w:left="4320" w:hanging="360"/>
+      </w:pPr>
+    </w:lvl>
+    <w:lvl w:ilvl="6">
+      <w:numFmt w:val="bullet"/>
+      <w:lvlText w:val=" "/>
+      <w:lvlJc w:val="left"/>
+      <w:pPr>
+        <w:ind w:left="5040" w:hanging="360"/>
+      </w:pPr>
+    </w:lvl>
+    <w:lvl w:ilvl="7">
+      <w:numFmt w:val="bullet"/>
+      <w:lvlText w:val=" "/>
+      <w:lvlJc w:val="left"/>
+      <w:pPr>
+        <w:ind w:left="5760" w:hanging="360"/>
+      </w:pPr>
+    </w:lvl>
+    <w:lvl w:ilvl="8">
+      <w:numFmt w:val="bullet"/>
+      <w:lvlText w:val=" "/>
+      <w:lvlJc w:val="left"/>
+      <w:pPr>
+        <w:ind w:left="6480" w:hanging="360"/>
+      </w:pPr>
     </w:lvl>
   </w:abstractNum>
   <w:num w:numId="1">
@@ -3406,6 +4725,36 @@
   </w:num>
   <w:num w:numId="9">
     <w:abstractNumId w:val="0"/>
+  </w:num>
+  <w:num w:numId="10">
+    <w:abstractNumId w:val="17"/>
+  </w:num>
+  <w:num w:numId="11">
+    <w:abstractNumId w:val="15"/>
+  </w:num>
+  <w:num w:numId="12">
+    <w:abstractNumId w:val="14"/>
+  </w:num>
+  <w:num w:numId="13">
+    <w:abstractNumId w:val="13"/>
+  </w:num>
+  <w:num w:numId="14">
+    <w:abstractNumId w:val="16"/>
+  </w:num>
+  <w:num w:numId="15">
+    <w:abstractNumId w:val="12"/>
+  </w:num>
+  <w:num w:numId="16">
+    <w:abstractNumId w:val="11"/>
+  </w:num>
+  <w:num w:numId="17">
+    <w:abstractNumId w:val="10"/>
+  </w:num>
+  <w:num w:numId="18">
+    <w:abstractNumId w:val="9"/>
+  </w:num>
+  <w:num w:numId="19">
+    <w:abstractNumId w:val="18"/>
   </w:num>
 </w:numbering>
 </file>

--- a/manuals/user_manual.docx
+++ b/manuals/user_manual.docx
@@ -4269,6 +4269,278 @@
     </w:tbl>
     <w:bookmarkEnd w:id="10"/>
     <w:bookmarkEnd w:id="11"/>
+    <w:p>
+      <w:pPr>
+        <w:pStyle w:val="Heading1"/>
+      </w:pPr>
+      <w:r>
+        <w:t>13. Pembaruan Fitur — Perbaikan Tampilan &amp; Navigasi (dari Uji Coba/Test Case)</w:t>
+      </w:r>
+    </w:p>
+    <w:p>
+      <w:pPr/>
+      <w:r>
+        <w:t>Bagian ini mencatat perubahan yang TERLIHAT DI LAYAR hasil dari putaran perbaikan berdasarkan uji coba (test case) — kebanyakan soal navigasi, tampilan, dan kemudahan pakai, bukan aturan bisnis baru. Untuk detail teknis (file kode, alasan desain), lihat tech_manual.docx §13.</w:t>
+      </w:r>
+    </w:p>
+    <w:p>
+      <w:pPr>
+        <w:pStyle w:val="Heading2"/>
+      </w:pPr>
+      <w:r>
+        <w:t>13.1 Navigasi &amp; Tampilan Umum</w:t>
+      </w:r>
+    </w:p>
+    <w:p>
+      <w:pPr>
+        <w:pStyle w:val="BodyText"/>
+      </w:pPr>
+      <w:r>
+        <w:t>Menu Samping (Sider): setiap menu sekarang punya ikon yang mewakili fiturnya, dan menu yang punya beberapa sub-halaman bisa dilipat/dibuka (collapsible). Tombol untuk meminimalkan menu samping sekarang berbentuk ikon garis tiga (hamburger) di kiri atas — sebelumnya tombol “kembali” di bagian bawah menu. Saat menu diminimalkan, tiap item menampilkan ikonnya (bukan huruf depan nama menu).</w:t>
+      </w:r>
+    </w:p>
+    <w:p>
+      <w:pPr>
+        <w:pStyle w:val="BodyText"/>
+      </w:pPr>
+      <w:r>
+        <w:t>Menu samping tidak lagi ikut tergulung (scroll) saat Anda menggulung isi halaman — menu tetap di tempatnya, hanya konten di sebelah kanan yang bergulung.</w:t>
+      </w:r>
+    </w:p>
+    <w:p>
+      <w:pPr>
+        <w:pStyle w:val="BodyText"/>
+      </w:pPr>
+      <w:r>
+        <w:t>Breadcrumb (jejak halaman) di kiri atas — misalnya Beranda / Kasbon / Detail Kasbon — sekarang bisa diklik untuk langsung berpindah ke halaman sesuai urutan tersebut, tidak hanya penanda posisi.</w:t>
+      </w:r>
+    </w:p>
+    <w:p>
+      <w:pPr>
+        <w:pStyle w:val="BodyText"/>
+      </w:pPr>
+      <w:r>
+        <w:t>Judul tab browser sekarang berubah mengikuti halaman yang sedang dibuka (misalnya “Payroll System — Kasbon”), tidak lagi selalu tertulis “Payroll System — Admin” di semua halaman.</w:t>
+      </w:r>
+    </w:p>
+    <w:p>
+      <w:pPr>
+        <w:pStyle w:val="BodyText"/>
+      </w:pPr>
+      <w:r>
+        <w:t>Setiap kali menghapus data (misalnya Surat Peringatan, Kasbon, Cuti), Anda akan langsung diarahkan kembali ke halaman daftar — tidak lagi sempat menampilkan halaman detail data yang baru saja dihapus.</w:t>
+      </w:r>
+    </w:p>
+    <w:p>
+      <w:pPr>
+        <w:pStyle w:val="Heading2"/>
+      </w:pPr>
+      <w:r>
+        <w:t>13.2 Mencari &amp; Memilih Karyawan Lebih Cepat</w:t>
+      </w:r>
+    </w:p>
+    <w:p>
+      <w:pPr>
+        <w:pStyle w:val="BodyText"/>
+      </w:pPr>
+      <w:r>
+        <w:t>Kolom “Pilih Karyawan” di berbagai form (Kasbon, Cuti, Surat Izin, Surat Peringatan, Surat Lembur, Absensi Manual, dsb) sekarang bisa diketik untuk mencari (searchable) — sistem mencari langsung ke database sambil Anda mengetik (dengan jeda singkat supaya tidak membebani server tiap huruf), bukan lagi memuat seluruh daftar karyawan sekaligus di awal.</w:t>
+      </w:r>
+    </w:p>
+    <w:p>
+      <w:pPr>
+        <w:pStyle w:val="BodyText"/>
+      </w:pPr>
+      <w:r>
+        <w:t>Daftar Karyawan, Kasbon, dan Pengajuan Cuti sekarang memuat data per halaman (pagination) langsung dari server, dan filter pencarian bekerja lebih cepat karena diproses di server, bukan di browser.</w:t>
+      </w:r>
+    </w:p>
+    <w:p>
+      <w:pPr>
+        <w:pStyle w:val="Heading2"/>
+      </w:pPr>
+      <w:r>
+        <w:t>13.3 Kasbon — Perhitungan Cicilan Otomatis</w:t>
+      </w:r>
+    </w:p>
+    <w:p>
+      <w:pPr>
+        <w:pStyle w:val="BodyText"/>
+      </w:pPr>
+      <w:r>
+        <w:t>Form pengajuan Kasbon tidak lagi meminta Anda mengisi “Nominal per Cicilan” secara manual — sistem menghitungnya otomatis dari Jumlah Kasbon dibagi Jumlah Cicilan (dibulatkan ke bawah). Sisa hasil pembulatan otomatis ditambahkan ke cicilan yang TERAKHIR, supaya total yang terpotong tetap pas dengan jumlah kasbon yang disetujui, tidak kurang atau lebih.</w:t>
+      </w:r>
+    </w:p>
+    <w:p>
+      <w:pPr>
+        <w:pStyle w:val="BodyText"/>
+      </w:pPr>
+      <w:r>
+        <w:t>Contoh: kasbon Rp1.000.000 dengan 3× cicilan → cicilan ke-1 dan ke-2 masing-masing Rp333.333, cicilan ke-3 (terakhir) Rp333.334 — totalnya tetap Rp1.000.000.</w:t>
+      </w:r>
+    </w:p>
+    <w:p>
+      <w:pPr>
+        <w:pStyle w:val="BodyText"/>
+      </w:pPr>
+      <w:r>
+        <w:t>Saat mengubah data kasbon yang sudah ada, kolom Karyawan sekarang selalu terkunci (tidak bisa diganti) — karyawan pemilik kasbon ditentukan saat pengajuan pertama kali dan tidak dimaksudkan untuk dipindahkan ke karyawan lain.</w:t>
+      </w:r>
+    </w:p>
+    <w:p>
+      <w:pPr>
+        <w:pStyle w:val="Heading2"/>
+      </w:pPr>
+      <w:r>
+        <w:t>13.4 Format Tampilan Waktu, Tanggal, dan Nama</w:t>
+      </w:r>
+    </w:p>
+    <w:p>
+      <w:pPr>
+        <w:pStyle w:val="BodyText"/>
+      </w:pPr>
+      <w:r>
+        <w:t>Jam sekarang ditampilkan dengan format 19:00 (titik dua), bukan 19.00 (titik) — berlaku di Data Absensi, Riwayat Perubahan, dan layar lain yang menampilkan jam.</w:t>
+      </w:r>
+    </w:p>
+    <w:tbl>
+      <w:tblPr>
+        <w:tblW w:type="auto" w:w="0"/>
+        <w:tblLook w:firstColumn="1" w:firstRow="1" w:lastColumn="0" w:lastRow="0" w:noHBand="0" w:noVBand="1" w:val="04A0"/>
+      </w:tblPr>
+      <w:tblGrid>
+        <w:gridCol w:w="8640"/>
+      </w:tblGrid>
+      <w:tr>
+        <w:tc>
+          <w:tcPr>
+            <w:tcW w:type="dxa" w:w="8640"/>
+          </w:tcPr>
+          <w:p>
+            <w:r>
+              <w:t>Catatan/Batasan</w:t>
+            </w:r>
+          </w:p>
+        </w:tc>
+      </w:tr>
+      <w:tr>
+        <w:tc>
+          <w:tcPr>
+            <w:tcW w:type="dxa" w:w="8640"/>
+          </w:tcPr>
+          <w:p>
+            <w:r>
+              <w:t>Pengecualian: halaman Log Absensi Mentah (menu Absensi → Log Absensi Mentah) kolom “Waktu Scan” untuk saat ini masih menampilkan tanggal saja tanpa jam — perbaikan ini belum tuntas, dicatat di tech_manual.docx §13.6 supaya tidak dianggap sudah selesai.</w:t>
+            </w:r>
+          </w:p>
+        </w:tc>
+      </w:tr>
+    </w:tbl>
+    <w:p>
+      <w:pPr>
+        <w:pStyle w:val="BodyText"/>
+      </w:pPr>
+      <w:r>
+        <w:t>Bulan pada form yang membutuhkan input bulan (misalnya Komponen Gaji Sementara) sekarang berupa pilihan nama bulan dalam Bahasa Indonesia (Januari, Februari, dst), bukan lagi angka 1–12.</w:t>
+      </w:r>
+    </w:p>
+    <w:p>
+      <w:pPr>
+        <w:pStyle w:val="BodyText"/>
+      </w:pPr>
+      <w:r>
+        <w:t>Di semua layar yang sebelumnya menampilkan ID pengguna yang panjang dan tidak terbaca (mis. “Disetujui oleh: 0447816a-0407-…”), sekarang menampilkan nama pengguna aslinya (mis. “Disetujui oleh: Default Admin”).</w:t>
+      </w:r>
+    </w:p>
+    <w:p>
+      <w:pPr>
+        <w:pStyle w:val="Heading2"/>
+      </w:pPr>
+      <w:r>
+        <w:t>13.5 Progres Kalkulasi Payroll Run — Riwayat Perhitungan</w:t>
+      </w:r>
+    </w:p>
+    <w:p>
+      <w:pPr>
+        <w:pStyle w:val="BodyText"/>
+      </w:pPr>
+      <w:r>
+        <w:t>Lihat juga bagian 5.2 (Menghitung Payroll Run). Selain progress bar (X dari Y karyawan), halaman detail payroll run sekarang menampilkan kotak kecil “Riwayat Perhitungan” berisi catatan waktu per tahap: mulai perhitungan, tiap kelompok karyawan yang selesai diproses, perhitungan selesai, dan jumlah slip gaji yang diantrekan untuk dibuat PDF-nya. Kotak ini tetap terlihat walau proses sudah selesai (statusnya sudah bukan lagi “sedang menghitung”), jadi Anda bisa meninjau ulang apa yang terjadi saat perhitungan terakhir dijalankan.</w:t>
+      </w:r>
+    </w:p>
+    <w:p>
+      <w:pPr>
+        <w:pStyle w:val="Heading2"/>
+      </w:pPr>
+      <w:r>
+        <w:t>13.6 Impor CSV Data Absensi (Fitur Baru)</w:t>
+      </w:r>
+    </w:p>
+    <w:p>
+      <w:pPr>
+        <w:pStyle w:val="BodyText"/>
+      </w:pPr>
+      <w:r>
+        <w:t>Menu Absensi → Rekap Absensi sekarang punya tombol tambahan “Impor CSV” di samping Rekonsiliasi dan Tambah Manual. Fitur ini untuk memasukkan banyak baris data absensi sekaligus yang SUDAH direkonsiliasi (misalnya dari sistem absensi lama/eksternal), dalam bentuk teks berformat JSON (array), bukan file spreadsheet seperti impor Log Absensi Mentah.</w:t>
+      </w:r>
+    </w:p>
+    <w:p>
+      <w:pPr>
+        <w:pStyle w:val="BodyText"/>
+      </w:pPr>
+      <w:r>
+        <w:t>Cara pakai: klik Impor CSV, tempel data dalam format array (setiap baris minimal berisi ID Karyawan dan Tanggal), isi Alasan (opsional), aktifkan “Timpa data yang sudah ada” kalau Anda memang ingin menimpa data dari sumber lain untuk tanggal yang sama, lalu klik Impor. Hasilnya ditampilkan sebagai ringkasan jumlah berhasil/gagal, dan baris yang gagal ditampilkan satu per satu dengan alasannya (pola yang sama dengan Impor Data Karyawan Massal di bagian 10.4) — bukan pesan gagal tunggal yang menyembunyikan detail.</w:t>
+      </w:r>
+    </w:p>
+    <w:tbl>
+      <w:tblPr>
+        <w:tblW w:type="auto" w:w="0"/>
+        <w:tblLook w:firstColumn="1" w:firstRow="1" w:lastColumn="0" w:lastRow="0" w:noHBand="0" w:noVBand="1" w:val="04A0"/>
+      </w:tblPr>
+      <w:tblGrid>
+        <w:gridCol w:w="8640"/>
+      </w:tblGrid>
+      <w:tr>
+        <w:tc>
+          <w:tcPr>
+            <w:tcW w:type="dxa" w:w="8640"/>
+          </w:tcPr>
+          <w:p>
+            <w:r>
+              <w:t>Catatan/Batasan</w:t>
+            </w:r>
+          </w:p>
+        </w:tc>
+      </w:tr>
+      <w:tr>
+        <w:tc>
+          <w:tcPr>
+            <w:tcW w:type="dxa" w:w="8640"/>
+          </w:tcPr>
+          <w:p>
+            <w:r>
+              <w:t>Tombol Impor CSV ikut nonaktif kalau periode absensi yang sedang Anda lihat terkunci (payroll run periode itu sudah bukan draf lagi) — sama seperti tombol Rekonsiliasi dan Tambah Manual.</w:t>
+            </w:r>
+          </w:p>
+        </w:tc>
+      </w:tr>
+    </w:tbl>
+    <w:p>
+      <w:pPr>
+        <w:pStyle w:val="Heading2"/>
+      </w:pPr>
+      <w:r>
+        <w:t>13.7 Catatan pada Halaman Slip Gaji</w:t>
+      </w:r>
+    </w:p>
+    <w:p>
+      <w:pPr>
+        <w:pStyle w:val="BodyText"/>
+      </w:pPr>
+      <w:r>
+        <w:t>Halaman daftar dan detail Slip Gaji sekarang menampilkan catatan kecil: “Payslip tidak bisa diedit/dihapus. Untuk koreksi, revert payroll run terkait (jika masih calculated) atau sesuaikan di periode berikutnya.” — supaya jelas kenapa tidak ada tombol Edit/Hapus di halaman ini (memang sengaja, bukan fitur yang belum dibuat).</w:t>
+      </w:r>
+    </w:p>
     <w:sectPr>
       <w:pgSz w:w="12240" w:h="15840"/>
       <w:pgMar w:top="1440" w:right="1800" w:bottom="1440" w:left="1800" w:header="720" w:footer="720" w:gutter="0"/>
